--- a/Formatos SECAD/1.1 CARTA PRESENTACIÓN PROYECTO.docx
+++ b/Formatos SECAD/1.1 CARTA PRESENTACIÓN PROYECTO.docx
@@ -574,43 +574,7 @@
           <w:sz w:val="22"/>
           <w:szCs w:val="22"/>
         </w:rPr>
-        <w:t xml:space="preserve">Por lo anterior, se hace necesario dotar a la Policía Nacional de una plataforma tecnológica de nueva generación bajo arquitectura </w:t>
-      </w:r>
-      <w:proofErr w:type="spellStart"/>
-      <w:r>
-        <w:rPr>
-          <w:rFonts w:ascii="Arial" w:hAnsi="Arial" w:cs="Arial"/>
-          <w:sz w:val="22"/>
-          <w:szCs w:val="22"/>
-        </w:rPr>
-        <w:t>multitenant</w:t>
-      </w:r>
-      <w:proofErr w:type="spellEnd"/>
-      <w:r>
-        <w:rPr>
-          <w:rFonts w:ascii="Arial" w:hAnsi="Arial" w:cs="Arial"/>
-          <w:sz w:val="22"/>
-          <w:szCs w:val="22"/>
-        </w:rPr>
-        <w:t xml:space="preserve"> federada, con capacidades de Inteligencia Artificial para transcripción automática y análisis predictivo, módulo GIS 2D avanzado como núcleo de coordinación geoespacial, comunicaciones multicanal (voz 123, video, chat, SMS, geolocalización), mecanismos de resiliencia en tres niveles de operación, analítica nacional consolidada mediante Data </w:t>
-      </w:r>
-      <w:proofErr w:type="spellStart"/>
-      <w:r>
-        <w:rPr>
-          <w:rFonts w:ascii="Arial" w:hAnsi="Arial" w:cs="Arial"/>
-          <w:sz w:val="22"/>
-          <w:szCs w:val="22"/>
-        </w:rPr>
-        <w:t>Warehouse</w:t>
-      </w:r>
-      <w:proofErr w:type="spellEnd"/>
-      <w:r>
-        <w:rPr>
-          <w:rFonts w:ascii="Arial" w:hAnsi="Arial" w:cs="Arial"/>
-          <w:sz w:val="22"/>
-          <w:szCs w:val="22"/>
-        </w:rPr>
-        <w:t xml:space="preserve"> centralizado e interoperabilidad nativa con los sistemas institucionales GESPO, VMS, ArcGIS, OUD y COLAB, todo ello soportado en infraestructura tecnológica de alta disponibilidad, beneficiando a una población de aproximadamente 48,2 millones de habitantes en el territorio colombiano.</w:t>
+        <w:t>Por lo anterior, se hace necesario dotar a la Policía Nacional de una plataforma tecnológica de nueva generación bajo arquitectura multitenant federada, con capacidades de Inteligencia Artificial para transcripción automática y análisis predictivo, módulo GIS 2D avanzado como núcleo de coordinación geoespacial, comunicaciones multicanal (voz 123, video, chat, SMS, geolocalización), mecanismos de resiliencia en tres niveles de operación, analítica nacional consolidada mediante Data Warehouse centralizado e interoperabilidad nativa con los sistemas institucionales GESPO, VMS, ArcGIS, OUD y COLAB, todo ello soportado en infraestructura tecnológica de alta disponibilidad, beneficiando a una población de aproximadamente 48,2 millones de habitantes en el territorio colombiano.</w:t>
       </w:r>
     </w:p>
     <w:p>
@@ -640,7 +604,23 @@
           <w:szCs w:val="22"/>
         </w:rPr>
         <w:lastRenderedPageBreak/>
-        <w:t>•  El valor total del proyecto es de CINCUENTA Y DOS MIL NOVENTA MILLONES SESENTA MIL CIENTO SETENTA Y CINCO PESOS M/CTE ($52.090.060.175), el cual incluye todos los impuestos, tributos y contribuciones de Orden Nacional, Departamental y Municipal a que haya lugar, beneficiando a toda la población del territorio nacional.</w:t>
+        <w:t xml:space="preserve">•  El valor total del proyecto es de </w:t>
+      </w:r>
+      <w:r>
+        <w:rPr>
+          <w:rFonts w:ascii="Arial" w:hAnsi="Arial" w:cs="Arial"/>
+          <w:sz w:val="22"/>
+          <w:szCs w:val="22"/>
+        </w:rPr>
+        <w:t>CINCUENTA Y CUATRO MIL MILLONES QUINIENTOS CINCO MILLONES SEISCIENTOS CINCUENTA Y TRES MIL NOVECIENTOS TREINTA Y SIETE PESOS M/CTE ($54.505.653.937)</w:t>
+      </w:r>
+      <w:r>
+        <w:rPr>
+          <w:rFonts w:ascii="Arial" w:hAnsi="Arial" w:cs="Arial"/>
+          <w:sz w:val="22"/>
+          <w:szCs w:val="22"/>
+        </w:rPr>
+        <w:t>, el cual incluye todos los impuestos, tributos y contribuciones de Orden Nacional, Departamental y Municipal a que haya lugar, beneficiando a toda la población del territorio nacional.</w:t>
       </w:r>
     </w:p>
     <w:p>
@@ -990,24 +970,27 @@
           </w:tcPr>
           <w:p>
             <w:pPr>
+              <w:spacing w:before="80" w:after="80"/>
               <w:jc w:val="center"/>
               <w:rPr>
-                <w:rFonts w:ascii="Arial" w:hAnsi="Arial" w:cs="Arial"/>
-                <w:color w:val="000000" w:themeColor="text1"/>
+                <w:rFonts w:ascii="Arial" w:eastAsia="Arial" w:hAnsi="Arial" w:cs="Arial"/>
+                <w:b/>
+                <w:bCs/>
                 <w:sz w:val="22"/>
                 <w:szCs w:val="22"/>
-                <w:lang w:eastAsia="es-CO"/>
-              </w:rPr>
-            </w:pPr>
-            <w:r>
-              <w:rPr>
-                <w:rFonts w:ascii="Arial" w:hAnsi="Arial" w:cs="Arial"/>
+                <w:lang w:val="en-US" w:eastAsia="zh-CN" w:bidi="hi-IN"/>
+              </w:rPr>
+            </w:pPr>
+            <w:r>
+              <w:rPr>
+                <w:rFonts w:ascii="Arial" w:eastAsia="Arial" w:hAnsi="Arial" w:cs="Arial"/>
+                <w:b/>
                 <w:bCs/>
-                <w:color w:val="000000" w:themeColor="text1"/>
                 <w:sz w:val="22"/>
                 <w:szCs w:val="22"/>
-              </w:rPr>
-              <w:t>$52.090.060.175</w:t>
+                <w:lang w:val="en-US" w:bidi="hi-IN"/>
+              </w:rPr>
+              <w:t>$54.505.653.937</w:t>
             </w:r>
           </w:p>
         </w:tc>
@@ -1082,7 +1065,7 @@
                 <w:sz w:val="22"/>
                 <w:szCs w:val="22"/>
               </w:rPr>
-              <w:t>$52.090.060.175</w:t>
+              <w:t>$54.505.653.937</w:t>
             </w:r>
           </w:p>
         </w:tc>
@@ -1115,7 +1098,6 @@
                 <w:lang w:val="pt-PT" w:eastAsia="es-CO"/>
               </w:rPr>
             </w:pPr>
-            <w:proofErr w:type="gramStart"/>
             <w:r>
               <w:rPr>
                 <w:rFonts w:ascii="Arial" w:hAnsi="Arial" w:cs="Arial"/>
@@ -1124,18 +1106,7 @@
                 <w:szCs w:val="22"/>
                 <w:lang w:eastAsia="es-CO"/>
               </w:rPr>
-              <w:t>TOTAL</w:t>
-            </w:r>
-            <w:proofErr w:type="gramEnd"/>
-            <w:r>
-              <w:rPr>
-                <w:rFonts w:ascii="Arial" w:hAnsi="Arial" w:cs="Arial"/>
-                <w:b/>
-                <w:sz w:val="22"/>
-                <w:szCs w:val="22"/>
-                <w:lang w:eastAsia="es-CO"/>
-              </w:rPr>
-              <w:t xml:space="preserve"> </w:t>
+              <w:t xml:space="preserve">TOTAL </w:t>
             </w:r>
             <w:r>
               <w:rPr>
@@ -1178,7 +1149,7 @@
                 <w:sz w:val="22"/>
                 <w:szCs w:val="22"/>
               </w:rPr>
-              <w:t>$52.090.060.175</w:t>
+              <w:t>$54.505.653.937</w:t>
             </w:r>
           </w:p>
         </w:tc>
@@ -1226,73 +1197,7 @@
           <w:sz w:val="22"/>
           <w:szCs w:val="22"/>
         </w:rPr>
-        <w:t>Es pertinente indicar que los precios y cantidades descritas anteriormente obedecen a un estudio de mercado, de acuerdo con las características técnicas requeridas y descritas en el proyecto, basado en cotizaciones de cuatro (4) proveedores (</w:t>
-      </w:r>
-      <w:proofErr w:type="spellStart"/>
-      <w:r>
-        <w:rPr>
-          <w:rFonts w:ascii="Arial" w:hAnsi="Arial" w:cs="Arial"/>
-          <w:i/>
-          <w:iCs/>
-          <w:sz w:val="22"/>
-          <w:szCs w:val="22"/>
-        </w:rPr>
-        <w:t>Coinsalt</w:t>
-      </w:r>
-      <w:proofErr w:type="spellEnd"/>
-      <w:r>
-        <w:rPr>
-          <w:rFonts w:ascii="Arial" w:hAnsi="Arial" w:cs="Arial"/>
-          <w:i/>
-          <w:iCs/>
-          <w:sz w:val="22"/>
-          <w:szCs w:val="22"/>
-        </w:rPr>
-        <w:t xml:space="preserve">, Indra Colombia, </w:t>
-      </w:r>
-      <w:proofErr w:type="spellStart"/>
-      <w:r>
-        <w:rPr>
-          <w:rFonts w:ascii="Arial" w:hAnsi="Arial" w:cs="Arial"/>
-          <w:i/>
-          <w:iCs/>
-          <w:sz w:val="22"/>
-          <w:szCs w:val="22"/>
-        </w:rPr>
-        <w:t>Smartlocknet</w:t>
-      </w:r>
-      <w:proofErr w:type="spellEnd"/>
-      <w:r>
-        <w:rPr>
-          <w:rFonts w:ascii="Arial" w:hAnsi="Arial" w:cs="Arial"/>
-          <w:i/>
-          <w:iCs/>
-          <w:sz w:val="22"/>
-          <w:szCs w:val="22"/>
-        </w:rPr>
-        <w:t xml:space="preserve"> y </w:t>
-      </w:r>
-      <w:proofErr w:type="spellStart"/>
-      <w:r>
-        <w:rPr>
-          <w:rFonts w:ascii="Arial" w:hAnsi="Arial" w:cs="Arial"/>
-          <w:i/>
-          <w:iCs/>
-          <w:sz w:val="22"/>
-          <w:szCs w:val="22"/>
-        </w:rPr>
-        <w:t>Sdtingenieria</w:t>
-      </w:r>
-      <w:proofErr w:type="spellEnd"/>
-      <w:r>
-        <w:rPr>
-          <w:rFonts w:ascii="Arial" w:hAnsi="Arial" w:cs="Arial"/>
-          <w:i/>
-          <w:iCs/>
-          <w:sz w:val="22"/>
-          <w:szCs w:val="22"/>
-        </w:rPr>
-        <w:t>).</w:t>
+        <w:t>Es pertinente indicar que los precios y cantidades descritas anteriormente obedecen a un estudio de mercado, de acuerdo con las características técnicas requeridas y descritas en el proyecto, basado en cotizaciones de cuatro (4) proveedores (Coinsalt, Indra Colombia, Smartlocknet y Sdtingenieria).</w:t>
       </w:r>
     </w:p>
     <w:p>
@@ -2432,6 +2337,7 @@
                 <w:color w:val="FF0000"/>
                 <w:sz w:val="14"/>
                 <w:szCs w:val="14"/>
+                <w:lang w:val="pt-BR"/>
               </w:rPr>
             </w:pPr>
             <w:r>
@@ -2441,6 +2347,7 @@
                 <w:bCs/>
                 <w:sz w:val="14"/>
                 <w:szCs w:val="14"/>
+                <w:lang w:val="pt-BR"/>
               </w:rPr>
               <w:t>Revisó:</w:t>
             </w:r>
@@ -2449,6 +2356,7 @@
                 <w:rFonts w:ascii="Arial" w:hAnsi="Arial" w:cs="Arial"/>
                 <w:sz w:val="14"/>
                 <w:szCs w:val="14"/>
+                <w:lang w:val="pt-BR"/>
               </w:rPr>
               <w:t xml:space="preserve"> </w:t>
             </w:r>
@@ -2458,26 +2366,9 @@
                 <w:color w:val="000000" w:themeColor="text1"/>
                 <w:sz w:val="14"/>
                 <w:szCs w:val="14"/>
-              </w:rPr>
-              <w:t>S</w:t>
-            </w:r>
-            <w:r>
-              <w:rPr>
-                <w:rFonts w:ascii="Arial" w:hAnsi="Arial" w:cs="Arial"/>
-                <w:color w:val="000000" w:themeColor="text1"/>
-                <w:sz w:val="14"/>
-                <w:szCs w:val="14"/>
-              </w:rPr>
-              <w:t>ubintendente</w:t>
-            </w:r>
-            <w:r>
-              <w:rPr>
-                <w:rFonts w:ascii="Arial" w:hAnsi="Arial" w:cs="Arial"/>
-                <w:color w:val="000000" w:themeColor="text1"/>
-                <w:sz w:val="14"/>
-                <w:szCs w:val="14"/>
-              </w:rPr>
-              <w:t xml:space="preserve"> </w:t>
+                <w:lang w:val="pt-BR"/>
+              </w:rPr>
+              <w:t xml:space="preserve">Intendente </w:t>
             </w:r>
             <w:r>
               <w:rPr>
@@ -2487,19 +2378,9 @@
                 <w:color w:val="000000" w:themeColor="text1"/>
                 <w:sz w:val="14"/>
                 <w:szCs w:val="14"/>
-              </w:rPr>
-              <w:t>Luis Carlos Balaguera Diaz</w:t>
-            </w:r>
-            <w:r>
-              <w:rPr>
-                <w:rFonts w:ascii="Arial" w:hAnsi="Arial" w:cs="Arial"/>
-                <w:b/>
-                <w:bCs/>
-                <w:color w:val="000000" w:themeColor="text1"/>
-                <w:sz w:val="14"/>
-                <w:szCs w:val="14"/>
-              </w:rPr>
-              <w:t xml:space="preserve"> </w:t>
+                <w:lang w:val="pt-BR"/>
+              </w:rPr>
+              <w:t>Rodrigo Alberto Rocha Torres</w:t>
             </w:r>
           </w:p>
           <w:p>
@@ -2522,6 +2403,7 @@
                 <w:color w:val="FF0000"/>
                 <w:sz w:val="14"/>
                 <w:szCs w:val="14"/>
+                <w:lang w:val="pt-BR"/>
               </w:rPr>
               <w:t xml:space="preserve">          </w:t>
             </w:r>
@@ -2531,7 +2413,7 @@
                 <w:sz w:val="14"/>
                 <w:szCs w:val="14"/>
               </w:rPr>
-              <w:t>Asesor Jurídico (E)</w:t>
+              <w:t>Asesor Jurídico</w:t>
             </w:r>
           </w:p>
           <w:p>
@@ -2677,23 +2559,13 @@
               </w:rPr>
               <w:t xml:space="preserve"> </w:t>
             </w:r>
-            <w:proofErr w:type="gramStart"/>
-            <w:r>
-              <w:rPr>
-                <w:rFonts w:ascii="Arial" w:hAnsi="Arial" w:cs="Arial"/>
-                <w:sz w:val="14"/>
-                <w:szCs w:val="14"/>
-              </w:rPr>
-              <w:t>Teniente Coronel</w:t>
-            </w:r>
-            <w:proofErr w:type="gramEnd"/>
-            <w:r>
-              <w:rPr>
-                <w:rFonts w:ascii="Arial" w:hAnsi="Arial" w:cs="Arial"/>
-                <w:sz w:val="14"/>
-                <w:szCs w:val="14"/>
-              </w:rPr>
-              <w:t xml:space="preserve"> </w:t>
+            <w:r>
+              <w:rPr>
+                <w:rFonts w:ascii="Arial" w:hAnsi="Arial" w:cs="Arial"/>
+                <w:sz w:val="14"/>
+                <w:szCs w:val="14"/>
+              </w:rPr>
+              <w:t xml:space="preserve">Teniente Coronel </w:t>
             </w:r>
             <w:r>
               <w:rPr>
@@ -2838,7 +2710,6 @@
                 <w:lang w:val="pt-BR"/>
               </w:rPr>
             </w:pPr>
-            <w:proofErr w:type="spellStart"/>
             <w:r>
               <w:rPr>
                 <w:rFonts w:ascii="Arial" w:hAnsi="Arial" w:cs="Arial"/>
@@ -2848,48 +2719,16 @@
                 <w:szCs w:val="14"/>
                 <w:lang w:val="pt-BR"/>
               </w:rPr>
-              <w:t>Revisó</w:t>
-            </w:r>
-            <w:proofErr w:type="spellEnd"/>
-            <w:r>
-              <w:rPr>
-                <w:rFonts w:ascii="Arial" w:hAnsi="Arial" w:cs="Arial"/>
-                <w:b/>
-                <w:bCs/>
+              <w:t>Revisó:</w:t>
+            </w:r>
+            <w:r>
+              <w:rPr>
+                <w:rFonts w:ascii="Arial" w:hAnsi="Arial" w:cs="Arial"/>
                 <w:sz w:val="14"/>
                 <w:szCs w:val="14"/>
                 <w:lang w:val="pt-BR"/>
               </w:rPr>
-              <w:t>:</w:t>
-            </w:r>
-            <w:r>
-              <w:rPr>
-                <w:rFonts w:ascii="Arial" w:hAnsi="Arial" w:cs="Arial"/>
-                <w:sz w:val="14"/>
-                <w:szCs w:val="14"/>
-                <w:lang w:val="pt-BR"/>
-              </w:rPr>
-              <w:t xml:space="preserve"> </w:t>
-            </w:r>
-            <w:proofErr w:type="spellStart"/>
-            <w:r>
-              <w:rPr>
-                <w:rFonts w:ascii="Arial" w:hAnsi="Arial" w:cs="Arial"/>
-                <w:sz w:val="14"/>
-                <w:szCs w:val="14"/>
-                <w:lang w:val="pt-BR"/>
-              </w:rPr>
-              <w:t>Teniente</w:t>
-            </w:r>
-            <w:proofErr w:type="spellEnd"/>
-            <w:r>
-              <w:rPr>
-                <w:rFonts w:ascii="Arial" w:hAnsi="Arial" w:cs="Arial"/>
-                <w:sz w:val="14"/>
-                <w:szCs w:val="14"/>
-                <w:lang w:val="pt-BR"/>
-              </w:rPr>
-              <w:t xml:space="preserve"> coronel </w:t>
+              <w:t xml:space="preserve"> Teniente coronel </w:t>
             </w:r>
             <w:r>
               <w:rPr>
@@ -3091,18 +2930,8 @@
                 <w:sz w:val="14"/>
                 <w:szCs w:val="14"/>
               </w:rPr>
-              <w:t xml:space="preserve"> </w:t>
-            </w:r>
-            <w:proofErr w:type="gramStart"/>
-            <w:r>
-              <w:rPr>
-                <w:rFonts w:ascii="Arial" w:hAnsi="Arial" w:cs="Arial"/>
-                <w:sz w:val="14"/>
-                <w:szCs w:val="14"/>
-              </w:rPr>
-              <w:t>Coronel</w:t>
-            </w:r>
-            <w:proofErr w:type="gramEnd"/>
+              <w:t xml:space="preserve"> Coronel</w:t>
+            </w:r>
             <w:r>
               <w:rPr>
                 <w:rFonts w:ascii="Arial" w:hAnsi="Arial" w:cs="Arial"/>
@@ -3317,25 +3146,7 @@
           <w:sz w:val="17"/>
           <w:szCs w:val="17"/>
         </w:rPr>
-        <w:t xml:space="preserve">5159000 </w:t>
-      </w:r>
-      <w:proofErr w:type="spellStart"/>
-      <w:r>
-        <w:rPr>
-          <w:rFonts w:ascii="Arial" w:eastAsia="Arial" w:hAnsi="Arial" w:cs="Arial"/>
-          <w:sz w:val="17"/>
-          <w:szCs w:val="17"/>
-        </w:rPr>
-        <w:t>ext</w:t>
-      </w:r>
-      <w:proofErr w:type="spellEnd"/>
-      <w:r>
-        <w:rPr>
-          <w:rFonts w:ascii="Arial" w:eastAsia="Arial" w:hAnsi="Arial" w:cs="Arial"/>
-          <w:sz w:val="17"/>
-          <w:szCs w:val="17"/>
-        </w:rPr>
-        <w:t xml:space="preserve"> 9437</w:t>
+        <w:t>5159000 ext 9437</w:t>
       </w:r>
       <w:r>
         <w:rPr>
@@ -4943,7 +4754,6 @@
   <w:style w:type="character" w:default="1" w:styleId="Fuentedeprrafopredeter">
     <w:name w:val="Default Paragraph Font"/>
     <w:uiPriority w:val="1"/>
-    <w:semiHidden/>
     <w:unhideWhenUsed/>
   </w:style>
   <w:style w:type="table" w:default="1" w:styleId="Tablanormal">
